--- a/Sem-3/DF & IR (Digital Forensics & Incident Response)/MCA_DFIR_Lab_Manual.docx
+++ b/Sem-3/DF & IR (Digital Forensics & Incident Response)/MCA_DFIR_Lab_Manual.docx
@@ -4001,7 +4001,27 @@
           <w:sz w:val="24"/>
           <w:szCs w:val="24"/>
         </w:rPr>
-        <w:t>Locate pendrive_image.E01.txt, generated automatically alongside the .E01 image file.</w:t>
+        <w:t xml:space="preserve">Locate pendrive_image.E01.txt, generated automatically alongside </w:t>
+      </w:r>
+      <w:proofErr w:type="gramStart"/>
+      <w:r>
+        <w:rPr>
+          <w:rFonts w:ascii="Times New Roman" w:hAnsi="Times New Roman" w:cs="Times New Roman"/>
+          <w:bCs/>
+          <w:sz w:val="24"/>
+          <w:szCs w:val="24"/>
+        </w:rPr>
+        <w:t>the .E</w:t>
+      </w:r>
+      <w:proofErr w:type="gramEnd"/>
+      <w:r>
+        <w:rPr>
+          <w:rFonts w:ascii="Times New Roman" w:hAnsi="Times New Roman" w:cs="Times New Roman"/>
+          <w:bCs/>
+          <w:sz w:val="24"/>
+          <w:szCs w:val="24"/>
+        </w:rPr>
+        <w:t>01 image file.</w:t>
       </w:r>
     </w:p>
     <w:p>
@@ -4918,7 +4938,21 @@
               <w:rPr>
                 <w:rFonts w:ascii="Times New Roman" w:hAnsi="Times New Roman" w:cs="Times New Roman"/>
               </w:rPr>
-              <w:t>pendrive_image.E01</w:t>
+              <w:t>pendrive_</w:t>
+            </w:r>
+            <w:proofErr w:type="gramStart"/>
+            <w:r>
+              <w:rPr>
+                <w:rFonts w:ascii="Times New Roman" w:hAnsi="Times New Roman" w:cs="Times New Roman"/>
+              </w:rPr>
+              <w:t>image.E</w:t>
+            </w:r>
+            <w:proofErr w:type="gramEnd"/>
+            <w:r>
+              <w:rPr>
+                <w:rFonts w:ascii="Times New Roman" w:hAnsi="Times New Roman" w:cs="Times New Roman"/>
+              </w:rPr>
+              <w:t>01</w:t>
             </w:r>
           </w:p>
         </w:tc>
@@ -5375,7 +5409,27 @@
           <w:sz w:val="24"/>
           <w:szCs w:val="24"/>
         </w:rPr>
-        <w:t xml:space="preserve"> (Physical Drive) was successfully created in E01 format with Best compression.</w:t>
+        <w:t xml:space="preserve"> (Physical Drive) was successfully created in E01 format with </w:t>
+      </w:r>
+      <w:proofErr w:type="gramStart"/>
+      <w:r>
+        <w:rPr>
+          <w:rFonts w:ascii="Times New Roman" w:hAnsi="Times New Roman" w:cs="Times New Roman"/>
+          <w:bCs/>
+          <w:sz w:val="24"/>
+          <w:szCs w:val="24"/>
+        </w:rPr>
+        <w:t>Best</w:t>
+      </w:r>
+      <w:proofErr w:type="gramEnd"/>
+      <w:r>
+        <w:rPr>
+          <w:rFonts w:ascii="Times New Roman" w:hAnsi="Times New Roman" w:cs="Times New Roman"/>
+          <w:bCs/>
+          <w:sz w:val="24"/>
+          <w:szCs w:val="24"/>
+        </w:rPr>
+        <w:t xml:space="preserve"> compression.</w:t>
       </w:r>
     </w:p>
     <w:p>
@@ -6434,6 +6488,7 @@
         <w:t xml:space="preserve">appear on the Desktop as </w:t>
       </w:r>
       <w:proofErr w:type="spellStart"/>
+      <w:proofErr w:type="gramStart"/>
       <w:r>
         <w:rPr>
           <w:rFonts w:ascii="Times New Roman" w:hAnsi="Times New Roman" w:cs="Times New Roman"/>
@@ -6444,6 +6499,7 @@
         <w:t>standalone,independently</w:t>
       </w:r>
       <w:proofErr w:type="spellEnd"/>
+      <w:proofErr w:type="gramEnd"/>
       <w:r>
         <w:rPr>
           <w:rFonts w:ascii="Times New Roman" w:hAnsi="Times New Roman" w:cs="Times New Roman"/>
@@ -7989,7 +8045,27 @@
           <w:sz w:val="24"/>
           <w:szCs w:val="24"/>
         </w:rPr>
-        <w:t>Autopsy's Timeline feature displayed event activity spanning December 1998 to February 2021, with the highest concentration of events in 2021.</w:t>
+        <w:t xml:space="preserve">Autopsy's Timeline </w:t>
+      </w:r>
+      <w:proofErr w:type="gramStart"/>
+      <w:r>
+        <w:rPr>
+          <w:rFonts w:ascii="Times New Roman" w:hAnsi="Times New Roman" w:cs="Times New Roman"/>
+          <w:bCs/>
+          <w:sz w:val="24"/>
+          <w:szCs w:val="24"/>
+        </w:rPr>
+        <w:t>feature</w:t>
+      </w:r>
+      <w:proofErr w:type="gramEnd"/>
+      <w:r>
+        <w:rPr>
+          <w:rFonts w:ascii="Times New Roman" w:hAnsi="Times New Roman" w:cs="Times New Roman"/>
+          <w:bCs/>
+          <w:sz w:val="24"/>
+          <w:szCs w:val="24"/>
+        </w:rPr>
+        <w:t xml:space="preserve"> displayed event activity spanning December 1998 to February 2021, with the highest concentration of events in 2021.</w:t>
       </w:r>
     </w:p>
     <w:p>
@@ -11195,7 +11271,27 @@
           <w:sz w:val="24"/>
           <w:szCs w:val="24"/>
         </w:rPr>
-        <w:t>"C:\Program Files (x86)\Microsoft\Edge\Application\msedge.exe" --win-session-start</w:t>
+        <w:t>"C:\Program Files (x</w:t>
+      </w:r>
+      <w:proofErr w:type="gramStart"/>
+      <w:r>
+        <w:rPr>
+          <w:rFonts w:ascii="Times New Roman" w:hAnsi="Times New Roman" w:cs="Times New Roman"/>
+          <w:bCs/>
+          <w:sz w:val="24"/>
+          <w:szCs w:val="24"/>
+        </w:rPr>
+        <w:t>86)\Microsoft\Edge\Application\msedge.exe</w:t>
+      </w:r>
+      <w:proofErr w:type="gramEnd"/>
+      <w:r>
+        <w:rPr>
+          <w:rFonts w:ascii="Times New Roman" w:hAnsi="Times New Roman" w:cs="Times New Roman"/>
+          <w:bCs/>
+          <w:sz w:val="24"/>
+          <w:szCs w:val="24"/>
+        </w:rPr>
+        <w:t>" --win-session-start</w:t>
       </w:r>
     </w:p>
     <w:p>
@@ -15171,9 +15267,20 @@
           <w:sz w:val="24"/>
           <w:szCs w:val="24"/>
         </w:rPr>
-        <w:t>malicious_pcap_final.pcap</w:t>
+        <w:t>malicious_pcap_</w:t>
+      </w:r>
+      <w:proofErr w:type="gramStart"/>
+      <w:r>
+        <w:rPr>
+          <w:rFonts w:ascii="Times New Roman" w:hAnsi="Times New Roman" w:cs="Times New Roman"/>
+          <w:bCs/>
+          <w:sz w:val="24"/>
+          <w:szCs w:val="24"/>
+        </w:rPr>
+        <w:t>final.pcap</w:t>
       </w:r>
       <w:proofErr w:type="spellEnd"/>
+      <w:proofErr w:type="gramEnd"/>
       <w:r>
         <w:rPr>
           <w:rFonts w:ascii="Times New Roman" w:hAnsi="Times New Roman" w:cs="Times New Roman"/>
@@ -15209,6 +15316,7 @@
         <w:t>ftp-</w:t>
       </w:r>
       <w:proofErr w:type="spellStart"/>
+      <w:proofErr w:type="gramStart"/>
       <w:r>
         <w:rPr>
           <w:rFonts w:ascii="Times New Roman" w:hAnsi="Times New Roman" w:cs="Times New Roman"/>
@@ -15219,6 +15327,7 @@
         <w:t>capture.pcap</w:t>
       </w:r>
       <w:proofErr w:type="spellEnd"/>
+      <w:proofErr w:type="gramEnd"/>
     </w:p>
     <w:p>
       <w:pPr>
@@ -15385,9 +15494,21 @@
           <w:sz w:val="24"/>
           <w:szCs w:val="24"/>
         </w:rPr>
-        <w:t>malicious_pcap_final.pcap</w:t>
+        <w:t>malicious_pcap_</w:t>
+      </w:r>
+      <w:proofErr w:type="gramStart"/>
+      <w:r>
+        <w:rPr>
+          <w:rFonts w:ascii="Times New Roman" w:hAnsi="Times New Roman" w:cs="Times New Roman"/>
+          <w:b/>
+          <w:bCs/>
+          <w:sz w:val="24"/>
+          <w:szCs w:val="24"/>
+        </w:rPr>
+        <w:t>final.pcap</w:t>
       </w:r>
       <w:proofErr w:type="spellEnd"/>
+      <w:proofErr w:type="gramEnd"/>
     </w:p>
     <w:p>
       <w:pPr>
@@ -15727,6 +15848,7 @@
         <w:t xml:space="preserve"> FTP Credentials from ftp-</w:t>
       </w:r>
       <w:proofErr w:type="spellStart"/>
+      <w:proofErr w:type="gramStart"/>
       <w:r>
         <w:rPr>
           <w:rFonts w:ascii="Times New Roman" w:hAnsi="Times New Roman" w:cs="Times New Roman"/>
@@ -15738,6 +15860,7 @@
         <w:t>capture.pcap</w:t>
       </w:r>
       <w:proofErr w:type="spellEnd"/>
+      <w:proofErr w:type="gramEnd"/>
     </w:p>
     <w:p>
       <w:pPr>
@@ -15791,6 +15914,7 @@
         <w:t>File → Open → ftp-</w:t>
       </w:r>
       <w:proofErr w:type="spellStart"/>
+      <w:proofErr w:type="gramStart"/>
       <w:r>
         <w:rPr>
           <w:rFonts w:ascii="Times New Roman" w:hAnsi="Times New Roman" w:cs="Times New Roman"/>
@@ -15802,6 +15926,7 @@
         <w:t>capture.pcap</w:t>
       </w:r>
       <w:proofErr w:type="spellEnd"/>
+      <w:proofErr w:type="gramEnd"/>
     </w:p>
     <w:p>
       <w:pPr>
@@ -16278,9 +16403,21 @@
           <w:sz w:val="24"/>
           <w:szCs w:val="24"/>
         </w:rPr>
-        <w:t>malicious_pcap_final.pcap</w:t>
+        <w:t>malicious_pcap_</w:t>
+      </w:r>
+      <w:proofErr w:type="gramStart"/>
+      <w:r>
+        <w:rPr>
+          <w:rFonts w:ascii="Times New Roman" w:hAnsi="Times New Roman" w:cs="Times New Roman"/>
+          <w:b/>
+          <w:bCs/>
+          <w:sz w:val="24"/>
+          <w:szCs w:val="24"/>
+        </w:rPr>
+        <w:t>final.pcap</w:t>
       </w:r>
       <w:proofErr w:type="spellEnd"/>
+      <w:proofErr w:type="gramEnd"/>
     </w:p>
     <w:p>
       <w:pPr>
@@ -16585,7 +16722,25 @@
           <w:sz w:val="24"/>
           <w:szCs w:val="24"/>
         </w:rPr>
-        <w:t>The FTP session shows that after authentication, the client requests the file:</w:t>
+        <w:t xml:space="preserve">The FTP session shows that after </w:t>
+      </w:r>
+      <w:proofErr w:type="gramStart"/>
+      <w:r>
+        <w:rPr>
+          <w:rFonts w:ascii="Times New Roman" w:hAnsi="Times New Roman" w:cs="Times New Roman"/>
+          <w:sz w:val="24"/>
+          <w:szCs w:val="24"/>
+        </w:rPr>
+        <w:t>authentication,</w:t>
+      </w:r>
+      <w:proofErr w:type="gramEnd"/>
+      <w:r>
+        <w:rPr>
+          <w:rFonts w:ascii="Times New Roman" w:hAnsi="Times New Roman" w:cs="Times New Roman"/>
+          <w:sz w:val="24"/>
+          <w:szCs w:val="24"/>
+        </w:rPr>
+        <w:t xml:space="preserve"> the client requests the file:</w:t>
       </w:r>
     </w:p>
     <w:p>
@@ -17027,6 +17182,7 @@
         <w:t xml:space="preserve">beaconing </w:t>
       </w:r>
       <w:proofErr w:type="spellStart"/>
+      <w:proofErr w:type="gramStart"/>
       <w:r>
         <w:rPr>
           <w:rFonts w:ascii="Times New Roman" w:hAnsi="Times New Roman" w:cs="Times New Roman"/>
@@ -17060,7 +17216,16 @@
           <w:sz w:val="24"/>
           <w:szCs w:val="24"/>
         </w:rPr>
-        <w:t xml:space="preserve">repeated, low-interval outbound requests typical of an infected host periodically communicating with an external endpoint. </w:t>
+        <w:t>repeated</w:t>
+      </w:r>
+      <w:proofErr w:type="gramEnd"/>
+      <w:r>
+        <w:rPr>
+          <w:rFonts w:ascii="Times New Roman" w:hAnsi="Times New Roman" w:cs="Times New Roman"/>
+          <w:sz w:val="24"/>
+          <w:szCs w:val="24"/>
+        </w:rPr>
+        <w:t xml:space="preserve">, low-interval outbound requests typical of an infected host periodically communicating with an external endpoint. </w:t>
       </w:r>
     </w:p>
     <w:p>
@@ -18812,7 +18977,17 @@
           <w:sz w:val="24"/>
           <w:szCs w:val="24"/>
         </w:rPr>
-        <w:t>provided sample header (email-header-sample-1.txt)</w:t>
+        <w:t>provided sample header (email-header-sample-1.txt</w:t>
+      </w:r>
+      <w:proofErr w:type="gramStart"/>
+      <w:r>
+        <w:rPr>
+          <w:rFonts w:ascii="Times New Roman" w:hAnsi="Times New Roman" w:cs="Times New Roman"/>
+          <w:bCs/>
+          <w:sz w:val="24"/>
+          <w:szCs w:val="24"/>
+        </w:rPr>
+        <w:t>)</w:t>
       </w:r>
       <w:r>
         <w:rPr>
@@ -18830,7 +19005,17 @@
           <w:sz w:val="24"/>
           <w:szCs w:val="24"/>
         </w:rPr>
-        <w:t xml:space="preserve">  pre-supplied.</w:t>
+        <w:t xml:space="preserve">  pre</w:t>
+      </w:r>
+      <w:proofErr w:type="gramEnd"/>
+      <w:r>
+        <w:rPr>
+          <w:rFonts w:ascii="Times New Roman" w:hAnsi="Times New Roman" w:cs="Times New Roman"/>
+          <w:bCs/>
+          <w:sz w:val="24"/>
+          <w:szCs w:val="24"/>
+        </w:rPr>
+        <w:t>-supplied.</w:t>
       </w:r>
     </w:p>
     <w:p>
@@ -20528,8 +20713,20 @@
                 <w:sz w:val="24"/>
                 <w:szCs w:val="24"/>
               </w:rPr>
-              <w:t>Undisclosed recipients:;</w:t>
+              <w:t xml:space="preserve">Undisclosed </w:t>
             </w:r>
+            <w:proofErr w:type="gramStart"/>
+            <w:r>
+              <w:rPr>
+                <w:rFonts w:ascii="Times New Roman" w:hAnsi="Times New Roman" w:cs="Times New Roman"/>
+                <w:bCs/>
+                <w:color w:val="000000" w:themeColor="text1"/>
+                <w:sz w:val="24"/>
+                <w:szCs w:val="24"/>
+              </w:rPr>
+              <w:t>recipients:;</w:t>
+            </w:r>
+            <w:proofErr w:type="gramEnd"/>
           </w:p>
         </w:tc>
       </w:tr>
@@ -20693,6 +20890,7 @@
         <w:lastRenderedPageBreak/>
         <w:t xml:space="preserve">from the </w:t>
       </w:r>
+      <w:proofErr w:type="gramStart"/>
       <w:r>
         <w:rPr>
           <w:rFonts w:ascii="Times New Roman" w:hAnsi="Times New Roman" w:cs="Times New Roman"/>
@@ -20703,6 +20901,7 @@
         </w:rPr>
         <w:t>From</w:t>
       </w:r>
+      <w:proofErr w:type="gramEnd"/>
       <w:r>
         <w:rPr>
           <w:rFonts w:ascii="Times New Roman" w:hAnsi="Times New Roman" w:cs="Times New Roman"/>
@@ -23263,8 +23462,10 @@
       </w:pPr>
     </w:p>
     <w:sectPr>
-      <w:headerReference w:type="default" r:id="rId48"/>
-      <w:footerReference w:type="default" r:id="rId49"/>
+      <w:headerReference w:type="even" r:id="rId48"/>
+      <w:headerReference w:type="default" r:id="rId49"/>
+      <w:footerReference w:type="default" r:id="rId50"/>
+      <w:headerReference w:type="first" r:id="rId51"/>
       <w:pgSz w:w="12240" w:h="15840"/>
       <w:pgMar w:top="1440" w:right="1440" w:bottom="1440" w:left="1440" w:header="720" w:footer="720" w:gutter="0"/>
       <w:pgBorders w:offsetFrom="page">
@@ -23389,6 +23590,51 @@
   <w:p>
     <w:pPr>
       <w:pStyle w:val="Header"/>
+    </w:pPr>
+    <w:r>
+      <w:rPr>
+        <w:noProof/>
+      </w:rPr>
+      <w:pict w14:anchorId="193E610A">
+        <v:shapetype id="_x0000_t136" coordsize="21600,21600" o:spt="136" adj="10800" path="m@7,l@8,m@5,21600l@6,21600e">
+          <v:formulas>
+            <v:f eqn="sum #0 0 10800"/>
+            <v:f eqn="prod #0 2 1"/>
+            <v:f eqn="sum 21600 0 @1"/>
+            <v:f eqn="sum 0 0 @2"/>
+            <v:f eqn="sum 21600 0 @3"/>
+            <v:f eqn="if @0 @3 0"/>
+            <v:f eqn="if @0 21600 @1"/>
+            <v:f eqn="if @0 0 @2"/>
+            <v:f eqn="if @0 @4 21600"/>
+            <v:f eqn="mid @5 @6"/>
+            <v:f eqn="mid @8 @5"/>
+            <v:f eqn="mid @7 @8"/>
+            <v:f eqn="mid @6 @7"/>
+            <v:f eqn="sum @6 0 @5"/>
+          </v:formulas>
+          <v:path textpathok="t" o:connecttype="custom" o:connectlocs="@9,0;@10,10800;@11,21600;@12,10800" o:connectangles="270,180,90,0"/>
+          <v:textpath on="t" fitshape="t"/>
+          <v:handles>
+            <v:h position="#0,bottomRight" xrange="6629,14971"/>
+          </v:handles>
+          <o:lock v:ext="edit" text="t" shapetype="t"/>
+        </v:shapetype>
+        <v:shape id="PowerPlusWaterMarkObject171314891" o:spid="_x0000_s1027" type="#_x0000_t136" style="position:absolute;margin-left:0;margin-top:0;width:543.35pt;height:116.4pt;rotation:315;z-index:-251655168;mso-position-horizontal:center;mso-position-horizontal-relative:margin;mso-position-vertical:center;mso-position-vertical-relative:margin" o:allowincell="f" fillcolor="silver" stroked="f">
+          <v:fill opacity=".5"/>
+          <v:textpath style="font-family:&quot;Calibri&quot;;font-size:1pt" string="25004401110069"/>
+        </v:shape>
+      </w:pict>
+    </w:r>
+  </w:p>
+</w:hdr>
+</file>
+
+<file path=word/header2.xml><?xml version="1.0" encoding="utf-8"?>
+<w:hdr xmlns:wpc="http://schemas.microsoft.com/office/word/2010/wordprocessingCanvas" xmlns:cx="http://schemas.microsoft.com/office/drawing/2014/chartex" xmlns:cx1="http://schemas.microsoft.com/office/drawing/2015/9/8/chartex" xmlns:cx2="http://schemas.microsoft.com/office/drawing/2015/10/21/chartex" xmlns:cx3="http://schemas.microsoft.com/office/drawing/2016/5/9/chartex" xmlns:cx4="http://schemas.microsoft.com/office/drawing/2016/5/10/chartex" xmlns:cx5="http://schemas.microsoft.com/office/drawing/2016/5/11/chartex" xmlns:cx6="http://schemas.microsoft.com/office/drawing/2016/5/12/chartex" xmlns:cx7="http://schemas.microsoft.com/office/drawing/2016/5/13/chartex" xmlns:cx8="http://schemas.microsoft.com/office/drawing/2016/5/14/chartex" xmlns:mc="http://schemas.openxmlformats.org/markup-compatibility/2006" xmlns:aink="http://schemas.microsoft.com/office/drawing/2016/ink" xmlns:am3d="http://schemas.microsoft.com/office/drawing/2017/model3d" xmlns:o="urn:schemas-microsoft-com:office:office" xmlns:oel="http://schemas.microsoft.com/office/2019/extlst" xmlns:r="http://schemas.openxmlformats.org/officeDocument/2006/relationships" xmlns:m="http://schemas.openxmlformats.org/officeDocument/2006/math" xmlns:v="urn:schemas-microsoft-com:vml" xmlns:wp14="http://schemas.microsoft.com/office/word/2010/wordprocessingDrawing" xmlns:wp="http://schemas.openxmlformats.org/drawingml/2006/wordprocessingDrawing" xmlns:w10="urn:schemas-microsoft-com:office:word" xmlns:w="http://schemas.openxmlformats.org/wordprocessingml/2006/main" xmlns:w14="http://schemas.microsoft.com/office/word/2010/wordml" xmlns:w15="http://schemas.microsoft.com/office/word/2012/wordml" xmlns:w16cex="http://schemas.microsoft.com/office/word/2018/wordml/cex" xmlns:w16cid="http://schemas.microsoft.com/office/word/2016/wordml/cid" xmlns:w16="http://schemas.microsoft.com/office/word/2018/wordml" xmlns:w16du="http://schemas.microsoft.com/office/word/2023/wordml/word16du" xmlns:w16sdtdh="http://schemas.microsoft.com/office/word/2020/wordml/sdtdatahash" xmlns:w16sdtfl="http://schemas.microsoft.com/office/word/2024/wordml/sdtformatlock" xmlns:w16se="http://schemas.microsoft.com/office/word/2015/wordml/symex" xmlns:wpg="http://schemas.microsoft.com/office/word/2010/wordprocessingGroup" xmlns:wpi="http://schemas.microsoft.com/office/word/2010/wordprocessingInk" xmlns:wne="http://schemas.microsoft.com/office/word/2006/wordml" xmlns:wps="http://schemas.microsoft.com/office/word/2010/wordprocessingShape" mc:Ignorable="w14 w15 w16se w16cid w16 w16cex w16sdtdh w16sdtfl w16du wp14">
+  <w:p>
+    <w:pPr>
+      <w:pStyle w:val="Header"/>
       <w:rPr>
         <w:rFonts w:ascii="Times New Roman" w:hAnsi="Times New Roman" w:cs="Times New Roman"/>
         <w:sz w:val="20"/>
@@ -23396,6 +23642,41 @@
         <w:lang w:val="en-US"/>
       </w:rPr>
     </w:pPr>
+    <w:r>
+      <w:rPr>
+        <w:noProof/>
+      </w:rPr>
+      <w:pict w14:anchorId="33CA6CD8">
+        <v:shapetype id="_x0000_t136" coordsize="21600,21600" o:spt="136" adj="10800" path="m@7,l@8,m@5,21600l@6,21600e">
+          <v:formulas>
+            <v:f eqn="sum #0 0 10800"/>
+            <v:f eqn="prod #0 2 1"/>
+            <v:f eqn="sum 21600 0 @1"/>
+            <v:f eqn="sum 0 0 @2"/>
+            <v:f eqn="sum 21600 0 @3"/>
+            <v:f eqn="if @0 @3 0"/>
+            <v:f eqn="if @0 21600 @1"/>
+            <v:f eqn="if @0 0 @2"/>
+            <v:f eqn="if @0 @4 21600"/>
+            <v:f eqn="mid @5 @6"/>
+            <v:f eqn="mid @8 @5"/>
+            <v:f eqn="mid @7 @8"/>
+            <v:f eqn="mid @6 @7"/>
+            <v:f eqn="sum @6 0 @5"/>
+          </v:formulas>
+          <v:path textpathok="t" o:connecttype="custom" o:connectlocs="@9,0;@10,10800;@11,21600;@12,10800" o:connectangles="270,180,90,0"/>
+          <v:textpath on="t" fitshape="t"/>
+          <v:handles>
+            <v:h position="#0,bottomRight" xrange="6629,14971"/>
+          </v:handles>
+          <o:lock v:ext="edit" text="t" shapetype="t"/>
+        </v:shapetype>
+        <v:shape id="PowerPlusWaterMarkObject171314892" o:spid="_x0000_s1028" type="#_x0000_t136" style="position:absolute;margin-left:0;margin-top:0;width:543.35pt;height:116.4pt;rotation:315;z-index:-251653120;mso-position-horizontal:center;mso-position-horizontal-relative:margin;mso-position-vertical:center;mso-position-vertical-relative:margin" o:allowincell="f" fillcolor="silver" stroked="f">
+          <v:fill opacity=".5"/>
+          <v:textpath style="font-family:&quot;Calibri&quot;;font-size:1pt" string="25004401110069"/>
+        </v:shape>
+      </w:pict>
+    </w:r>
     <w:r>
       <w:rPr>
         <w:rFonts w:ascii="Times New Roman" w:hAnsi="Times New Roman" w:cs="Times New Roman"/>
@@ -23455,6 +23736,51 @@
     <w:pPr>
       <w:pStyle w:val="Header"/>
     </w:pPr>
+  </w:p>
+</w:hdr>
+</file>
+
+<file path=word/header3.xml><?xml version="1.0" encoding="utf-8"?>
+<w:hdr xmlns:wpc="http://schemas.microsoft.com/office/word/2010/wordprocessingCanvas" xmlns:cx="http://schemas.microsoft.com/office/drawing/2014/chartex" xmlns:cx1="http://schemas.microsoft.com/office/drawing/2015/9/8/chartex" xmlns:cx2="http://schemas.microsoft.com/office/drawing/2015/10/21/chartex" xmlns:cx3="http://schemas.microsoft.com/office/drawing/2016/5/9/chartex" xmlns:cx4="http://schemas.microsoft.com/office/drawing/2016/5/10/chartex" xmlns:cx5="http://schemas.microsoft.com/office/drawing/2016/5/11/chartex" xmlns:cx6="http://schemas.microsoft.com/office/drawing/2016/5/12/chartex" xmlns:cx7="http://schemas.microsoft.com/office/drawing/2016/5/13/chartex" xmlns:cx8="http://schemas.microsoft.com/office/drawing/2016/5/14/chartex" xmlns:mc="http://schemas.openxmlformats.org/markup-compatibility/2006" xmlns:aink="http://schemas.microsoft.com/office/drawing/2016/ink" xmlns:am3d="http://schemas.microsoft.com/office/drawing/2017/model3d" xmlns:o="urn:schemas-microsoft-com:office:office" xmlns:oel="http://schemas.microsoft.com/office/2019/extlst" xmlns:r="http://schemas.openxmlformats.org/officeDocument/2006/relationships" xmlns:m="http://schemas.openxmlformats.org/officeDocument/2006/math" xmlns:v="urn:schemas-microsoft-com:vml" xmlns:wp14="http://schemas.microsoft.com/office/word/2010/wordprocessingDrawing" xmlns:wp="http://schemas.openxmlformats.org/drawingml/2006/wordprocessingDrawing" xmlns:w10="urn:schemas-microsoft-com:office:word" xmlns:w="http://schemas.openxmlformats.org/wordprocessingml/2006/main" xmlns:w14="http://schemas.microsoft.com/office/word/2010/wordml" xmlns:w15="http://schemas.microsoft.com/office/word/2012/wordml" xmlns:w16cex="http://schemas.microsoft.com/office/word/2018/wordml/cex" xmlns:w16cid="http://schemas.microsoft.com/office/word/2016/wordml/cid" xmlns:w16="http://schemas.microsoft.com/office/word/2018/wordml" xmlns:w16du="http://schemas.microsoft.com/office/word/2023/wordml/word16du" xmlns:w16sdtdh="http://schemas.microsoft.com/office/word/2020/wordml/sdtdatahash" xmlns:w16sdtfl="http://schemas.microsoft.com/office/word/2024/wordml/sdtformatlock" xmlns:w16se="http://schemas.microsoft.com/office/word/2015/wordml/symex" xmlns:wpg="http://schemas.microsoft.com/office/word/2010/wordprocessingGroup" xmlns:wpi="http://schemas.microsoft.com/office/word/2010/wordprocessingInk" xmlns:wne="http://schemas.microsoft.com/office/word/2006/wordml" xmlns:wps="http://schemas.microsoft.com/office/word/2010/wordprocessingShape" mc:Ignorable="w14 w15 w16se w16cid w16 w16cex w16sdtdh w16sdtfl w16du wp14">
+  <w:p>
+    <w:pPr>
+      <w:pStyle w:val="Header"/>
+    </w:pPr>
+    <w:r>
+      <w:rPr>
+        <w:noProof/>
+      </w:rPr>
+      <w:pict w14:anchorId="0AB63C82">
+        <v:shapetype id="_x0000_t136" coordsize="21600,21600" o:spt="136" adj="10800" path="m@7,l@8,m@5,21600l@6,21600e">
+          <v:formulas>
+            <v:f eqn="sum #0 0 10800"/>
+            <v:f eqn="prod #0 2 1"/>
+            <v:f eqn="sum 21600 0 @1"/>
+            <v:f eqn="sum 0 0 @2"/>
+            <v:f eqn="sum 21600 0 @3"/>
+            <v:f eqn="if @0 @3 0"/>
+            <v:f eqn="if @0 21600 @1"/>
+            <v:f eqn="if @0 0 @2"/>
+            <v:f eqn="if @0 @4 21600"/>
+            <v:f eqn="mid @5 @6"/>
+            <v:f eqn="mid @8 @5"/>
+            <v:f eqn="mid @7 @8"/>
+            <v:f eqn="mid @6 @7"/>
+            <v:f eqn="sum @6 0 @5"/>
+          </v:formulas>
+          <v:path textpathok="t" o:connecttype="custom" o:connectlocs="@9,0;@10,10800;@11,21600;@12,10800" o:connectangles="270,180,90,0"/>
+          <v:textpath on="t" fitshape="t"/>
+          <v:handles>
+            <v:h position="#0,bottomRight" xrange="6629,14971"/>
+          </v:handles>
+          <o:lock v:ext="edit" text="t" shapetype="t"/>
+        </v:shapetype>
+        <v:shape id="PowerPlusWaterMarkObject171314890" o:spid="_x0000_s1026" type="#_x0000_t136" style="position:absolute;margin-left:0;margin-top:0;width:543.35pt;height:116.4pt;rotation:315;z-index:-251657216;mso-position-horizontal:center;mso-position-horizontal-relative:margin;mso-position-vertical:center;mso-position-vertical-relative:margin" o:allowincell="f" fillcolor="silver" stroked="f">
+          <v:fill opacity=".5"/>
+          <v:textpath style="font-family:&quot;Calibri&quot;;font-size:1pt" string="25004401110069"/>
+        </v:shape>
+      </w:pict>
+    </w:r>
   </w:p>
 </w:hdr>
 </file>
